--- a/docs/planning/exports/plan-evaluation.docx
+++ b/docs/planning/exports/plan-evaluation.docx
@@ -565,7 +565,16 @@
     </w:p>
     <w:p>
       <w:r>
-        <w:t xml:space="preserve">further, to five operational models, 58 user task elements and 41 forms with seven workers, so a count read here is a count at the tag and not at </w:t>
+        <w:t xml:space="preserve">further, to five operational models, 58 user task elements and 41 forms with seven workers, and the </w:t>
+      </w:r>
+      <w:r>
+        <w:rPr>
+          <w:b/>
+        </w:rPr>
+        <w:t>feedback pass of 2026-10-13 took the tree again to six operational models (the five stages and `core-0`, which calls them), 61 user task elements over 59 ids, 43 forms, eight workers and the record store the workers keep the hospital's records in</w:t>
+      </w:r>
+      <w:r>
+        <w:t xml:space="preserve">. A count read here is a count at the tag, not at </w:t>
       </w:r>
       <w:r>
         <w:rPr>
@@ -575,7 +584,48 @@
         <w:t>main</w:t>
       </w:r>
       <w:r>
-        <w:t xml:space="preserve">. The evidence was the half that had not kept up, and it has now been re-run twice: once at </w:t>
+        <w:t xml:space="preserve">; the pass's own results are in </w:t>
+      </w:r>
+      <w:r>
+        <w:rPr>
+          <w:rFonts w:ascii="Consolas" w:hAnsi="Consolas"/>
+          <w:sz w:val="17"/>
+        </w:rPr>
+        <w:t>../../tests/evidence/workers-and-models_working-tree_2026-10-13.txt</w:t>
+      </w:r>
+      <w:r>
+        <w:t xml:space="preserve"> and are judged in section 6 below.</w:t>
+      </w:r>
+    </w:p>
+    <w:p>
+      <w:r>
+        <w:rPr>
+          <w:b/>
+        </w:rPr>
+        <w:t>This edition judges both releases.</w:t>
+      </w:r>
+      <w:r>
+        <w:t xml:space="preserve"> Every verdict on this page is the one the *initial release* earns, and the verdicts are kept as they stand - a result belongs to the version it was produced on. What the second release moves is written where it belongs: section 6 carries the verdicts at the revised version beside the initial ones, section 3's notes name the rows the pass moved with the commit that moved them, and the runs that carry them are the three records of 2026-10-15 at </w:t>
+      </w:r>
+      <w:r>
+        <w:rPr>
+          <w:rFonts w:ascii="Consolas" w:hAnsi="Consolas"/>
+          <w:sz w:val="17"/>
+        </w:rPr>
+        <w:t>378b319</w:t>
+      </w:r>
+      <w:r>
+        <w:t xml:space="preserve">, the tree the tag </w:t>
+      </w:r>
+      <w:r>
+        <w:rPr>
+          <w:rFonts w:ascii="Consolas" w:hAnsi="Consolas"/>
+          <w:sz w:val="17"/>
+        </w:rPr>
+        <w:t>submission-2026-10-22</w:t>
+      </w:r>
+      <w:r>
+        <w:t xml:space="preserve"> names. The criteria themselves were not rewritten; this record says that rather than presenting a second criteria set as if one existed. The evidence was the half that had not kept up, and it has now been re-run twice: once at </w:t>
       </w:r>
       <w:r>
         <w:rPr>
@@ -9049,6 +9099,1326 @@
     </w:p>
     <w:p>
       <w:pPr>
+        <w:pStyle w:val="Heading2"/>
+      </w:pPr>
+      <w:r>
+        <w:t>At the revised version</w:t>
+      </w:r>
+    </w:p>
+    <w:p>
+      <w:r>
+        <w:t xml:space="preserve">The same ten criteria, judged at </w:t>
+      </w:r>
+      <w:r>
+        <w:rPr>
+          <w:rFonts w:ascii="Consolas" w:hAnsi="Consolas"/>
+          <w:sz w:val="17"/>
+        </w:rPr>
+        <w:t>378b319</w:t>
+      </w:r>
+      <w:r>
+        <w:t xml:space="preserve"> after the runs of 2026-10-15 (the suite at all three levels, </w:t>
+      </w:r>
+      <w:r>
+        <w:rPr>
+          <w:rFonts w:ascii="Consolas" w:hAnsi="Consolas"/>
+          <w:sz w:val="17"/>
+        </w:rPr>
+        <w:t>TC-13</w:t>
+      </w:r>
+      <w:r>
+        <w:t xml:space="preserve"> and </w:t>
+      </w:r>
+      <w:r>
+        <w:rPr>
+          <w:rFonts w:ascii="Consolas" w:hAnsi="Consolas"/>
+          <w:sz w:val="17"/>
+        </w:rPr>
+        <w:t>TC-16</w:t>
+      </w:r>
+      <w:r>
+        <w:t xml:space="preserve"> driven). The criteria text is unchanged; what moved is the basis.</w:t>
+      </w:r>
+    </w:p>
+    <w:tbl>
+      <w:tblPr>
+        <w:tblStyle w:val="TableGrid"/>
+        <w:tblW w:type="auto" w:w="0"/>
+        <w:tblLayout w:type="autofit"/>
+        <w:tblLook w:firstColumn="1" w:firstRow="1" w:lastColumn="0" w:lastRow="0" w:noHBand="0" w:noVBand="1" w:val="04A0"/>
+      </w:tblPr>
+      <w:tblGrid>
+        <w:gridCol w:w="3535"/>
+        <w:gridCol w:w="3535"/>
+        <w:gridCol w:w="3535"/>
+        <w:gridCol w:w="3535"/>
+      </w:tblGrid>
+      <w:tr>
+        <w:tc>
+          <w:tcPr>
+            <w:tcW w:type="dxa" w:w="3535"/>
+          </w:tcPr>
+          <w:p>
+            <w:pPr>
+              <w:spacing w:after="0"/>
+            </w:pPr>
+            <w:r/>
+            <w:r>
+              <w:rPr>
+                <w:b/>
+                <w:sz w:val="16"/>
+              </w:rPr>
+              <w:t>Criterion</w:t>
+            </w:r>
+          </w:p>
+        </w:tc>
+        <w:tc>
+          <w:tcPr>
+            <w:tcW w:type="dxa" w:w="3535"/>
+          </w:tcPr>
+          <w:p>
+            <w:pPr>
+              <w:spacing w:after="0"/>
+            </w:pPr>
+            <w:r/>
+            <w:r>
+              <w:rPr>
+                <w:b/>
+                <w:sz w:val="16"/>
+              </w:rPr>
+              <w:t>Initial release</w:t>
+            </w:r>
+          </w:p>
+        </w:tc>
+        <w:tc>
+          <w:tcPr>
+            <w:tcW w:type="dxa" w:w="3535"/>
+          </w:tcPr>
+          <w:p>
+            <w:pPr>
+              <w:spacing w:after="0"/>
+            </w:pPr>
+            <w:r/>
+            <w:r>
+              <w:rPr>
+                <w:b/>
+                <w:sz w:val="16"/>
+              </w:rPr>
+              <w:t>Revised version</w:t>
+            </w:r>
+          </w:p>
+        </w:tc>
+        <w:tc>
+          <w:tcPr>
+            <w:tcW w:type="dxa" w:w="3535"/>
+          </w:tcPr>
+          <w:p>
+            <w:pPr>
+              <w:spacing w:after="0"/>
+            </w:pPr>
+            <w:r/>
+            <w:r>
+              <w:rPr>
+                <w:b/>
+                <w:sz w:val="16"/>
+              </w:rPr>
+              <w:t>What moved it, and what still limits it</w:t>
+            </w:r>
+          </w:p>
+        </w:tc>
+      </w:tr>
+      <w:tr>
+        <w:tc>
+          <w:tcPr>
+            <w:tcW w:type="dxa" w:w="3535"/>
+          </w:tcPr>
+          <w:p>
+            <w:pPr>
+              <w:spacing w:after="0"/>
+              <w:jc w:val="left"/>
+            </w:pPr>
+            <w:r>
+              <w:rPr>
+                <w:sz w:val="16"/>
+              </w:rPr>
+            </w:r>
+            <w:r>
+              <w:rPr>
+                <w:sz w:val="16"/>
+              </w:rPr>
+              <w:t>AC-01 normal pathway, referral completeness and patient contact</w:t>
+            </w:r>
+          </w:p>
+        </w:tc>
+        <w:tc>
+          <w:tcPr>
+            <w:tcW w:type="dxa" w:w="3535"/>
+          </w:tcPr>
+          <w:p>
+            <w:pPr>
+              <w:spacing w:after="0"/>
+              <w:jc w:val="left"/>
+            </w:pPr>
+            <w:r>
+              <w:rPr>
+                <w:sz w:val="16"/>
+              </w:rPr>
+            </w:r>
+            <w:r>
+              <w:rPr>
+                <w:sz w:val="16"/>
+              </w:rPr>
+              <w:t>Met at worker level</w:t>
+            </w:r>
+          </w:p>
+        </w:tc>
+        <w:tc>
+          <w:tcPr>
+            <w:tcW w:type="dxa" w:w="3535"/>
+          </w:tcPr>
+          <w:p>
+            <w:pPr>
+              <w:spacing w:after="0"/>
+              <w:jc w:val="left"/>
+            </w:pPr>
+            <w:r>
+              <w:rPr>
+                <w:sz w:val="16"/>
+              </w:rPr>
+            </w:r>
+            <w:r>
+              <w:rPr>
+                <w:b/>
+                <w:sz w:val="16"/>
+              </w:rPr>
+              <w:t>Met</w:t>
+            </w:r>
+            <w:r>
+              <w:rPr>
+                <w:sz w:val="16"/>
+              </w:rPr>
+              <w:t>, and the telephone-contact half now has a run</w:t>
+            </w:r>
+          </w:p>
+        </w:tc>
+        <w:tc>
+          <w:tcPr>
+            <w:tcW w:type="dxa" w:w="3535"/>
+          </w:tcPr>
+          <w:p>
+            <w:pPr>
+              <w:spacing w:after="0"/>
+              <w:jc w:val="left"/>
+            </w:pPr>
+            <w:r>
+              <w:rPr>
+                <w:sz w:val="16"/>
+              </w:rPr>
+            </w:r>
+            <w:r>
+              <w:rPr>
+                <w:rFonts w:ascii="Consolas" w:hAnsi="Consolas"/>
+                <w:sz w:val="17"/>
+              </w:rPr>
+              <w:t>TC-13</w:t>
+            </w:r>
+            <w:r>
+              <w:rPr>
+                <w:sz w:val="16"/>
+              </w:rPr>
+              <w:t xml:space="preserve"> drives all three non-contact outcomes - attempt recorded, contact sought again, appointment kept; the form half remains </w:t>
+            </w:r>
+            <w:r>
+              <w:rPr>
+                <w:rFonts w:ascii="Consolas" w:hAnsi="Consolas"/>
+                <w:sz w:val="17"/>
+              </w:rPr>
+              <w:t>DEF-08</w:t>
+            </w:r>
+          </w:p>
+        </w:tc>
+      </w:tr>
+      <w:tr>
+        <w:tc>
+          <w:tcPr>
+            <w:tcW w:type="dxa" w:w="3535"/>
+          </w:tcPr>
+          <w:p>
+            <w:pPr>
+              <w:spacing w:after="0"/>
+              <w:jc w:val="left"/>
+            </w:pPr>
+            <w:r>
+              <w:rPr>
+                <w:sz w:val="16"/>
+              </w:rPr>
+            </w:r>
+            <w:r>
+              <w:rPr>
+                <w:sz w:val="16"/>
+              </w:rPr>
+              <w:t>AC-02 clinical decisions and the gates that depend on them</w:t>
+            </w:r>
+          </w:p>
+        </w:tc>
+        <w:tc>
+          <w:tcPr>
+            <w:tcW w:type="dxa" w:w="3535"/>
+          </w:tcPr>
+          <w:p>
+            <w:pPr>
+              <w:spacing w:after="0"/>
+              <w:jc w:val="left"/>
+            </w:pPr>
+            <w:r>
+              <w:rPr>
+                <w:sz w:val="16"/>
+              </w:rPr>
+            </w:r>
+            <w:r>
+              <w:rPr>
+                <w:sz w:val="16"/>
+              </w:rPr>
+              <w:t>Met</w:t>
+            </w:r>
+          </w:p>
+        </w:tc>
+        <w:tc>
+          <w:tcPr>
+            <w:tcW w:type="dxa" w:w="3535"/>
+          </w:tcPr>
+          <w:p>
+            <w:pPr>
+              <w:spacing w:after="0"/>
+              <w:jc w:val="left"/>
+            </w:pPr>
+            <w:r>
+              <w:rPr>
+                <w:sz w:val="16"/>
+              </w:rPr>
+            </w:r>
+            <w:r>
+              <w:rPr>
+                <w:b/>
+                <w:sz w:val="16"/>
+              </w:rPr>
+              <w:t>Met</w:t>
+            </w:r>
+          </w:p>
+        </w:tc>
+        <w:tc>
+          <w:tcPr>
+            <w:tcW w:type="dxa" w:w="3535"/>
+          </w:tcPr>
+          <w:p>
+            <w:pPr>
+              <w:spacing w:after="0"/>
+              <w:jc w:val="left"/>
+            </w:pPr>
+            <w:r>
+              <w:rPr>
+                <w:sz w:val="16"/>
+              </w:rPr>
+            </w:r>
+            <w:r>
+              <w:rPr>
+                <w:sz w:val="16"/>
+              </w:rPr>
+              <w:t xml:space="preserve">All three referral decisions are driven in the 2026-10-15 run of the suite (scenario 7 and its neighbours), where </w:t>
+            </w:r>
+            <w:r>
+              <w:rPr>
+                <w:rFonts w:ascii="Consolas" w:hAnsi="Consolas"/>
+                <w:sz w:val="17"/>
+              </w:rPr>
+              <w:t>TC-02</w:t>
+            </w:r>
+            <w:r>
+              <w:rPr>
+                <w:sz w:val="16"/>
+              </w:rPr>
+              <w:t xml:space="preserve"> had two of three</w:t>
+            </w:r>
+          </w:p>
+        </w:tc>
+      </w:tr>
+      <w:tr>
+        <w:tc>
+          <w:tcPr>
+            <w:tcW w:type="dxa" w:w="3535"/>
+          </w:tcPr>
+          <w:p>
+            <w:pPr>
+              <w:spacing w:after="0"/>
+              <w:jc w:val="left"/>
+            </w:pPr>
+            <w:r>
+              <w:rPr>
+                <w:sz w:val="16"/>
+              </w:rPr>
+            </w:r>
+            <w:r>
+              <w:rPr>
+                <w:sz w:val="16"/>
+              </w:rPr>
+              <w:t>AC-03 funding, payment and the confirmation gate</w:t>
+            </w:r>
+          </w:p>
+        </w:tc>
+        <w:tc>
+          <w:tcPr>
+            <w:tcW w:type="dxa" w:w="3535"/>
+          </w:tcPr>
+          <w:p>
+            <w:pPr>
+              <w:spacing w:after="0"/>
+              <w:jc w:val="left"/>
+            </w:pPr>
+            <w:r>
+              <w:rPr>
+                <w:sz w:val="16"/>
+              </w:rPr>
+            </w:r>
+            <w:r>
+              <w:rPr>
+                <w:sz w:val="16"/>
+              </w:rPr>
+              <w:t>Met</w:t>
+            </w:r>
+          </w:p>
+        </w:tc>
+        <w:tc>
+          <w:tcPr>
+            <w:tcW w:type="dxa" w:w="3535"/>
+          </w:tcPr>
+          <w:p>
+            <w:pPr>
+              <w:spacing w:after="0"/>
+              <w:jc w:val="left"/>
+            </w:pPr>
+            <w:r>
+              <w:rPr>
+                <w:sz w:val="16"/>
+              </w:rPr>
+            </w:r>
+            <w:r>
+              <w:rPr>
+                <w:b/>
+                <w:sz w:val="16"/>
+              </w:rPr>
+              <w:t>Met</w:t>
+            </w:r>
+          </w:p>
+        </w:tc>
+        <w:tc>
+          <w:tcPr>
+            <w:tcW w:type="dxa" w:w="3535"/>
+          </w:tcPr>
+          <w:p>
+            <w:pPr>
+              <w:spacing w:after="0"/>
+              <w:jc w:val="left"/>
+            </w:pPr>
+            <w:r>
+              <w:rPr>
+                <w:sz w:val="16"/>
+              </w:rPr>
+            </w:r>
+            <w:r>
+              <w:rPr>
+                <w:sz w:val="16"/>
+              </w:rPr>
+              <w:t xml:space="preserve">Re-run at </w:t>
+            </w:r>
+            <w:r>
+              <w:rPr>
+                <w:rFonts w:ascii="Consolas" w:hAnsi="Consolas"/>
+                <w:sz w:val="17"/>
+              </w:rPr>
+              <w:t>378b319</w:t>
+            </w:r>
+            <w:r>
+              <w:rPr>
+                <w:sz w:val="16"/>
+              </w:rPr>
+              <w:t>, no change</w:t>
+            </w:r>
+          </w:p>
+        </w:tc>
+      </w:tr>
+      <w:tr>
+        <w:tc>
+          <w:tcPr>
+            <w:tcW w:type="dxa" w:w="3535"/>
+          </w:tcPr>
+          <w:p>
+            <w:pPr>
+              <w:spacing w:after="0"/>
+              <w:jc w:val="left"/>
+            </w:pPr>
+            <w:r>
+              <w:rPr>
+                <w:sz w:val="16"/>
+              </w:rPr>
+            </w:r>
+            <w:r>
+              <w:rPr>
+                <w:sz w:val="16"/>
+              </w:rPr>
+              <w:t>AC-04 exception routing and the investigation flag</w:t>
+            </w:r>
+          </w:p>
+        </w:tc>
+        <w:tc>
+          <w:tcPr>
+            <w:tcW w:type="dxa" w:w="3535"/>
+          </w:tcPr>
+          <w:p>
+            <w:pPr>
+              <w:spacing w:after="0"/>
+              <w:jc w:val="left"/>
+            </w:pPr>
+            <w:r>
+              <w:rPr>
+                <w:sz w:val="16"/>
+              </w:rPr>
+            </w:r>
+            <w:r>
+              <w:rPr>
+                <w:sz w:val="16"/>
+              </w:rPr>
+              <w:t>Met</w:t>
+            </w:r>
+          </w:p>
+        </w:tc>
+        <w:tc>
+          <w:tcPr>
+            <w:tcW w:type="dxa" w:w="3535"/>
+          </w:tcPr>
+          <w:p>
+            <w:pPr>
+              <w:spacing w:after="0"/>
+              <w:jc w:val="left"/>
+            </w:pPr>
+            <w:r>
+              <w:rPr>
+                <w:sz w:val="16"/>
+              </w:rPr>
+            </w:r>
+            <w:r>
+              <w:rPr>
+                <w:b/>
+                <w:sz w:val="16"/>
+              </w:rPr>
+              <w:t>Met</w:t>
+            </w:r>
+          </w:p>
+        </w:tc>
+        <w:tc>
+          <w:tcPr>
+            <w:tcW w:type="dxa" w:w="3535"/>
+          </w:tcPr>
+          <w:p>
+            <w:pPr>
+              <w:spacing w:after="0"/>
+              <w:jc w:val="left"/>
+            </w:pPr>
+            <w:r>
+              <w:rPr>
+                <w:sz w:val="16"/>
+              </w:rPr>
+            </w:r>
+            <w:r>
+              <w:rPr>
+                <w:sz w:val="16"/>
+              </w:rPr>
+              <w:t xml:space="preserve">Re-run at </w:t>
+            </w:r>
+            <w:r>
+              <w:rPr>
+                <w:rFonts w:ascii="Consolas" w:hAnsi="Consolas"/>
+                <w:sz w:val="17"/>
+              </w:rPr>
+              <w:t>378b319</w:t>
+            </w:r>
+            <w:r>
+              <w:rPr>
+                <w:sz w:val="16"/>
+              </w:rPr>
+              <w:t>, no change</w:t>
+            </w:r>
+          </w:p>
+        </w:tc>
+      </w:tr>
+      <w:tr>
+        <w:tc>
+          <w:tcPr>
+            <w:tcW w:type="dxa" w:w="3535"/>
+          </w:tcPr>
+          <w:p>
+            <w:pPr>
+              <w:spacing w:after="0"/>
+              <w:jc w:val="left"/>
+            </w:pPr>
+            <w:r>
+              <w:rPr>
+                <w:sz w:val="16"/>
+              </w:rPr>
+            </w:r>
+            <w:r>
+              <w:rPr>
+                <w:sz w:val="16"/>
+              </w:rPr>
+              <w:t>AC-05 no suitable slot, and urgent referrals</w:t>
+            </w:r>
+          </w:p>
+        </w:tc>
+        <w:tc>
+          <w:tcPr>
+            <w:tcW w:type="dxa" w:w="3535"/>
+          </w:tcPr>
+          <w:p>
+            <w:pPr>
+              <w:spacing w:after="0"/>
+              <w:jc w:val="left"/>
+            </w:pPr>
+            <w:r>
+              <w:rPr>
+                <w:sz w:val="16"/>
+              </w:rPr>
+            </w:r>
+            <w:r>
+              <w:rPr>
+                <w:sz w:val="16"/>
+              </w:rPr>
+              <w:t xml:space="preserve">Met (moved at the </w:t>
+            </w:r>
+            <w:r>
+              <w:rPr>
+                <w:rFonts w:ascii="Consolas" w:hAnsi="Consolas"/>
+                <w:sz w:val="17"/>
+              </w:rPr>
+              <w:t>DEF-11</w:t>
+            </w:r>
+            <w:r>
+              <w:rPr>
+                <w:sz w:val="16"/>
+              </w:rPr>
+              <w:t xml:space="preserve"> fix)</w:t>
+            </w:r>
+          </w:p>
+        </w:tc>
+        <w:tc>
+          <w:tcPr>
+            <w:tcW w:type="dxa" w:w="3535"/>
+          </w:tcPr>
+          <w:p>
+            <w:pPr>
+              <w:spacing w:after="0"/>
+              <w:jc w:val="left"/>
+            </w:pPr>
+            <w:r>
+              <w:rPr>
+                <w:sz w:val="16"/>
+              </w:rPr>
+            </w:r>
+            <w:r>
+              <w:rPr>
+                <w:b/>
+                <w:sz w:val="16"/>
+              </w:rPr>
+              <w:t>Met</w:t>
+            </w:r>
+          </w:p>
+        </w:tc>
+        <w:tc>
+          <w:tcPr>
+            <w:tcW w:type="dxa" w:w="3535"/>
+          </w:tcPr>
+          <w:p>
+            <w:pPr>
+              <w:spacing w:after="0"/>
+              <w:jc w:val="left"/>
+            </w:pPr>
+            <w:r>
+              <w:rPr>
+                <w:sz w:val="16"/>
+              </w:rPr>
+            </w:r>
+            <w:r>
+              <w:rPr>
+                <w:sz w:val="16"/>
+              </w:rPr>
+              <w:t xml:space="preserve">Inside </w:t>
+            </w:r>
+            <w:r>
+              <w:rPr>
+                <w:rFonts w:ascii="Consolas" w:hAnsi="Consolas"/>
+                <w:sz w:val="17"/>
+              </w:rPr>
+              <w:t>release-2.0</w:t>
+            </w:r>
+            <w:r>
+              <w:rPr>
+                <w:sz w:val="16"/>
+              </w:rPr>
+              <w:t xml:space="preserve">; re-run at </w:t>
+            </w:r>
+            <w:r>
+              <w:rPr>
+                <w:rFonts w:ascii="Consolas" w:hAnsi="Consolas"/>
+                <w:sz w:val="17"/>
+              </w:rPr>
+              <w:t>378b319</w:t>
+            </w:r>
+            <w:r>
+              <w:rPr>
+                <w:sz w:val="16"/>
+              </w:rPr>
+              <w:t>, scenario 8</w:t>
+            </w:r>
+          </w:p>
+        </w:tc>
+      </w:tr>
+      <w:tr>
+        <w:tc>
+          <w:tcPr>
+            <w:tcW w:type="dxa" w:w="3535"/>
+          </w:tcPr>
+          <w:p>
+            <w:pPr>
+              <w:spacing w:after="0"/>
+              <w:jc w:val="left"/>
+            </w:pPr>
+            <w:r>
+              <w:rPr>
+                <w:sz w:val="16"/>
+              </w:rPr>
+            </w:r>
+            <w:r>
+              <w:rPr>
+                <w:sz w:val="16"/>
+              </w:rPr>
+              <w:t>AC-06 clinic letter, seven-day target and escalation</w:t>
+            </w:r>
+          </w:p>
+        </w:tc>
+        <w:tc>
+          <w:tcPr>
+            <w:tcW w:type="dxa" w:w="3535"/>
+          </w:tcPr>
+          <w:p>
+            <w:pPr>
+              <w:spacing w:after="0"/>
+              <w:jc w:val="left"/>
+            </w:pPr>
+            <w:r>
+              <w:rPr>
+                <w:sz w:val="16"/>
+              </w:rPr>
+            </w:r>
+            <w:r>
+              <w:rPr>
+                <w:sz w:val="16"/>
+              </w:rPr>
+              <w:t>Partially met - the timer's path had never been run</w:t>
+            </w:r>
+          </w:p>
+        </w:tc>
+        <w:tc>
+          <w:tcPr>
+            <w:tcW w:type="dxa" w:w="3535"/>
+          </w:tcPr>
+          <w:p>
+            <w:pPr>
+              <w:spacing w:after="0"/>
+              <w:jc w:val="left"/>
+            </w:pPr>
+            <w:r>
+              <w:rPr>
+                <w:sz w:val="16"/>
+              </w:rPr>
+            </w:r>
+            <w:r>
+              <w:rPr>
+                <w:b/>
+                <w:sz w:val="16"/>
+              </w:rPr>
+              <w:t>Partially met, on a better basis</w:t>
+            </w:r>
+            <w:r>
+              <w:rPr>
+                <w:sz w:val="16"/>
+              </w:rPr>
+              <w:t xml:space="preserve">: the </w:t>
+            </w:r>
+            <w:r>
+              <w:rPr>
+                <w:rFonts w:ascii="Consolas" w:hAnsi="Consolas"/>
+                <w:sz w:val="17"/>
+              </w:rPr>
+              <w:t>P7D</w:t>
+            </w:r>
+            <w:r>
+              <w:rPr>
+                <w:sz w:val="16"/>
+              </w:rPr>
+              <w:t xml:space="preserve"> timer fires without a worker, the reminder and both escalation ends are driven (</w:t>
+            </w:r>
+            <w:r>
+              <w:rPr>
+                <w:rFonts w:ascii="Consolas" w:hAnsi="Consolas"/>
+                <w:sz w:val="17"/>
+              </w:rPr>
+              <w:t>TC-16</w:t>
+            </w:r>
+            <w:r>
+              <w:rPr>
+                <w:sz w:val="16"/>
+              </w:rPr>
+              <w:t>)</w:t>
+            </w:r>
+          </w:p>
+        </w:tc>
+        <w:tc>
+          <w:tcPr>
+            <w:tcW w:type="dxa" w:w="3535"/>
+          </w:tcPr>
+          <w:p>
+            <w:pPr>
+              <w:spacing w:after="0"/>
+              <w:jc w:val="left"/>
+            </w:pPr>
+            <w:r>
+              <w:rPr>
+                <w:sz w:val="16"/>
+              </w:rPr>
+            </w:r>
+            <w:r>
+              <w:rPr>
+                <w:sz w:val="16"/>
+              </w:rPr>
+              <w:t xml:space="preserve">What remains is not an unrun branch but recorded data: </w:t>
+            </w:r>
+            <w:r>
+              <w:rPr>
+                <w:rFonts w:ascii="Consolas" w:hAnsi="Consolas"/>
+                <w:sz w:val="17"/>
+              </w:rPr>
+              <w:t>overdueDuration</w:t>
+            </w:r>
+            <w:r>
+              <w:rPr>
+                <w:sz w:val="16"/>
+              </w:rPr>
+              <w:t xml:space="preserve"> is supplied by the reminder form, so a month and three months are data, not measured periods</w:t>
+            </w:r>
+          </w:p>
+        </w:tc>
+      </w:tr>
+      <w:tr>
+        <w:tc>
+          <w:tcPr>
+            <w:tcW w:type="dxa" w:w="3535"/>
+          </w:tcPr>
+          <w:p>
+            <w:pPr>
+              <w:spacing w:after="0"/>
+              <w:jc w:val="left"/>
+            </w:pPr>
+            <w:r>
+              <w:rPr>
+                <w:sz w:val="16"/>
+              </w:rPr>
+            </w:r>
+            <w:r>
+              <w:rPr>
+                <w:sz w:val="16"/>
+              </w:rPr>
+              <w:t>AC-07 follow-up, cancellation and enquiries</w:t>
+            </w:r>
+          </w:p>
+        </w:tc>
+        <w:tc>
+          <w:tcPr>
+            <w:tcW w:type="dxa" w:w="3535"/>
+          </w:tcPr>
+          <w:p>
+            <w:pPr>
+              <w:spacing w:after="0"/>
+              <w:jc w:val="left"/>
+            </w:pPr>
+            <w:r>
+              <w:rPr>
+                <w:sz w:val="16"/>
+              </w:rPr>
+            </w:r>
+            <w:r>
+              <w:rPr>
+                <w:sz w:val="16"/>
+              </w:rPr>
+              <w:t>Partially met</w:t>
+            </w:r>
+          </w:p>
+        </w:tc>
+        <w:tc>
+          <w:tcPr>
+            <w:tcW w:type="dxa" w:w="3535"/>
+          </w:tcPr>
+          <w:p>
+            <w:pPr>
+              <w:spacing w:after="0"/>
+              <w:jc w:val="left"/>
+            </w:pPr>
+            <w:r>
+              <w:rPr>
+                <w:sz w:val="16"/>
+              </w:rPr>
+            </w:r>
+            <w:r>
+              <w:rPr>
+                <w:b/>
+                <w:sz w:val="16"/>
+              </w:rPr>
+              <w:t>Partially met</w:t>
+            </w:r>
+          </w:p>
+        </w:tc>
+        <w:tc>
+          <w:tcPr>
+            <w:tcW w:type="dxa" w:w="3535"/>
+          </w:tcPr>
+          <w:p>
+            <w:pPr>
+              <w:spacing w:after="0"/>
+              <w:jc w:val="left"/>
+            </w:pPr>
+            <w:r>
+              <w:rPr>
+                <w:sz w:val="16"/>
+              </w:rPr>
+            </w:r>
+            <w:r>
+              <w:rPr>
+                <w:sz w:val="16"/>
+              </w:rPr>
+              <w:t>The follow-up and cancellation halves pass; the enquiry routing is driven (</w:t>
+            </w:r>
+            <w:r>
+              <w:rPr>
+                <w:rFonts w:ascii="Consolas" w:hAnsi="Consolas"/>
+                <w:sz w:val="17"/>
+              </w:rPr>
+              <w:t>TC-20</w:t>
+            </w:r>
+            <w:r>
+              <w:rPr>
+                <w:sz w:val="16"/>
+              </w:rPr>
+              <w:t xml:space="preserve">) and the record </w:t>
+            </w:r>
+            <w:r>
+              <w:rPr>
+                <w:rFonts w:ascii="Consolas" w:hAnsi="Consolas"/>
+                <w:sz w:val="17"/>
+              </w:rPr>
+              <w:t>BR-37</w:t>
+            </w:r>
+            <w:r>
+              <w:rPr>
+                <w:sz w:val="16"/>
+              </w:rPr>
+              <w:t xml:space="preserve"> requires still comes from the API rather than a signed-in user (</w:t>
+            </w:r>
+            <w:r>
+              <w:rPr>
+                <w:rFonts w:ascii="Consolas" w:hAnsi="Consolas"/>
+                <w:sz w:val="17"/>
+              </w:rPr>
+              <w:t>DEF-08</w:t>
+            </w:r>
+            <w:r>
+              <w:rPr>
+                <w:sz w:val="16"/>
+              </w:rPr>
+              <w:t>)</w:t>
+            </w:r>
+          </w:p>
+        </w:tc>
+      </w:tr>
+      <w:tr>
+        <w:tc>
+          <w:tcPr>
+            <w:tcW w:type="dxa" w:w="3535"/>
+          </w:tcPr>
+          <w:p>
+            <w:pPr>
+              <w:spacing w:after="0"/>
+              <w:jc w:val="left"/>
+            </w:pPr>
+            <w:r>
+              <w:rPr>
+                <w:sz w:val="16"/>
+              </w:rPr>
+            </w:r>
+            <w:r>
+              <w:rPr>
+                <w:sz w:val="16"/>
+              </w:rPr>
+              <w:t>AC-08 refund and separation of duties</w:t>
+            </w:r>
+          </w:p>
+        </w:tc>
+        <w:tc>
+          <w:tcPr>
+            <w:tcW w:type="dxa" w:w="3535"/>
+          </w:tcPr>
+          <w:p>
+            <w:pPr>
+              <w:spacing w:after="0"/>
+              <w:jc w:val="left"/>
+            </w:pPr>
+            <w:r>
+              <w:rPr>
+                <w:sz w:val="16"/>
+              </w:rPr>
+            </w:r>
+            <w:r>
+              <w:rPr>
+                <w:sz w:val="16"/>
+              </w:rPr>
+              <w:t>Met with a caveat</w:t>
+            </w:r>
+          </w:p>
+        </w:tc>
+        <w:tc>
+          <w:tcPr>
+            <w:tcW w:type="dxa" w:w="3535"/>
+          </w:tcPr>
+          <w:p>
+            <w:pPr>
+              <w:spacing w:after="0"/>
+              <w:jc w:val="left"/>
+            </w:pPr>
+            <w:r>
+              <w:rPr>
+                <w:sz w:val="16"/>
+              </w:rPr>
+            </w:r>
+            <w:r>
+              <w:rPr>
+                <w:b/>
+                <w:sz w:val="16"/>
+              </w:rPr>
+              <w:t>Met</w:t>
+            </w:r>
+            <w:r>
+              <w:rPr>
+                <w:sz w:val="16"/>
+              </w:rPr>
+              <w:t xml:space="preserve"> with the same caveat</w:t>
+            </w:r>
+          </w:p>
+        </w:tc>
+        <w:tc>
+          <w:tcPr>
+            <w:tcW w:type="dxa" w:w="3535"/>
+          </w:tcPr>
+          <w:p>
+            <w:pPr>
+              <w:spacing w:after="0"/>
+              <w:jc w:val="left"/>
+            </w:pPr>
+            <w:r>
+              <w:rPr>
+                <w:sz w:val="16"/>
+              </w:rPr>
+            </w:r>
+            <w:r>
+              <w:rPr>
+                <w:sz w:val="16"/>
+              </w:rPr>
+              <w:t>The separation is structural, not enforced (</w:t>
+            </w:r>
+            <w:r>
+              <w:rPr>
+                <w:rFonts w:ascii="Consolas" w:hAnsi="Consolas"/>
+                <w:sz w:val="17"/>
+              </w:rPr>
+              <w:t>DEF-07</w:t>
+            </w:r>
+            <w:r>
+              <w:rPr>
+                <w:sz w:val="16"/>
+              </w:rPr>
+              <w:t>)</w:t>
+            </w:r>
+          </w:p>
+        </w:tc>
+      </w:tr>
+      <w:tr>
+        <w:tc>
+          <w:tcPr>
+            <w:tcW w:type="dxa" w:w="3535"/>
+          </w:tcPr>
+          <w:p>
+            <w:pPr>
+              <w:spacing w:after="0"/>
+              <w:jc w:val="left"/>
+            </w:pPr>
+            <w:r>
+              <w:rPr>
+                <w:sz w:val="16"/>
+              </w:rPr>
+            </w:r>
+            <w:r>
+              <w:rPr>
+                <w:sz w:val="16"/>
+              </w:rPr>
+              <w:t>AC-09 data minimisation</w:t>
+            </w:r>
+          </w:p>
+        </w:tc>
+        <w:tc>
+          <w:tcPr>
+            <w:tcW w:type="dxa" w:w="3535"/>
+          </w:tcPr>
+          <w:p>
+            <w:pPr>
+              <w:spacing w:after="0"/>
+              <w:jc w:val="left"/>
+            </w:pPr>
+            <w:r>
+              <w:rPr>
+                <w:sz w:val="16"/>
+              </w:rPr>
+            </w:r>
+            <w:r>
+              <w:rPr>
+                <w:sz w:val="16"/>
+              </w:rPr>
+              <w:t>Met</w:t>
+            </w:r>
+          </w:p>
+        </w:tc>
+        <w:tc>
+          <w:tcPr>
+            <w:tcW w:type="dxa" w:w="3535"/>
+          </w:tcPr>
+          <w:p>
+            <w:pPr>
+              <w:spacing w:after="0"/>
+              <w:jc w:val="left"/>
+            </w:pPr>
+            <w:r>
+              <w:rPr>
+                <w:sz w:val="16"/>
+              </w:rPr>
+            </w:r>
+            <w:r>
+              <w:rPr>
+                <w:b/>
+                <w:sz w:val="16"/>
+              </w:rPr>
+              <w:t>Met</w:t>
+            </w:r>
+          </w:p>
+        </w:tc>
+        <w:tc>
+          <w:tcPr>
+            <w:tcW w:type="dxa" w:w="3535"/>
+          </w:tcPr>
+          <w:p>
+            <w:pPr>
+              <w:spacing w:after="0"/>
+              <w:jc w:val="left"/>
+            </w:pPr>
+            <w:r>
+              <w:rPr>
+                <w:sz w:val="16"/>
+              </w:rPr>
+            </w:r>
+            <w:r>
+              <w:rPr>
+                <w:sz w:val="16"/>
+              </w:rPr>
+              <w:t xml:space="preserve">Re-run at </w:t>
+            </w:r>
+            <w:r>
+              <w:rPr>
+                <w:rFonts w:ascii="Consolas" w:hAnsi="Consolas"/>
+                <w:sz w:val="17"/>
+              </w:rPr>
+              <w:t>378b319</w:t>
+            </w:r>
+            <w:r>
+              <w:rPr>
+                <w:sz w:val="16"/>
+              </w:rPr>
+              <w:t>, no change</w:t>
+            </w:r>
+          </w:p>
+        </w:tc>
+      </w:tr>
+      <w:tr>
+        <w:tc>
+          <w:tcPr>
+            <w:tcW w:type="dxa" w:w="3535"/>
+          </w:tcPr>
+          <w:p>
+            <w:pPr>
+              <w:spacing w:after="0"/>
+              <w:jc w:val="left"/>
+            </w:pPr>
+            <w:r>
+              <w:rPr>
+                <w:sz w:val="16"/>
+              </w:rPr>
+            </w:r>
+            <w:r>
+              <w:rPr>
+                <w:sz w:val="16"/>
+              </w:rPr>
+              <w:t>AC-10 controlled failure and no duplicates</w:t>
+            </w:r>
+          </w:p>
+        </w:tc>
+        <w:tc>
+          <w:tcPr>
+            <w:tcW w:type="dxa" w:w="3535"/>
+          </w:tcPr>
+          <w:p>
+            <w:pPr>
+              <w:spacing w:after="0"/>
+              <w:jc w:val="left"/>
+            </w:pPr>
+            <w:r>
+              <w:rPr>
+                <w:sz w:val="16"/>
+              </w:rPr>
+            </w:r>
+            <w:r>
+              <w:rPr>
+                <w:sz w:val="16"/>
+              </w:rPr>
+              <w:t>Met</w:t>
+            </w:r>
+          </w:p>
+        </w:tc>
+        <w:tc>
+          <w:tcPr>
+            <w:tcW w:type="dxa" w:w="3535"/>
+          </w:tcPr>
+          <w:p>
+            <w:pPr>
+              <w:spacing w:after="0"/>
+              <w:jc w:val="left"/>
+            </w:pPr>
+            <w:r>
+              <w:rPr>
+                <w:sz w:val="16"/>
+              </w:rPr>
+            </w:r>
+            <w:r>
+              <w:rPr>
+                <w:b/>
+                <w:sz w:val="16"/>
+              </w:rPr>
+              <w:t>Met</w:t>
+            </w:r>
+          </w:p>
+        </w:tc>
+        <w:tc>
+          <w:tcPr>
+            <w:tcW w:type="dxa" w:w="3535"/>
+          </w:tcPr>
+          <w:p>
+            <w:pPr>
+              <w:spacing w:after="0"/>
+              <w:jc w:val="left"/>
+            </w:pPr>
+            <w:r>
+              <w:rPr>
+                <w:sz w:val="16"/>
+              </w:rPr>
+            </w:r>
+            <w:r>
+              <w:rPr>
+                <w:sz w:val="16"/>
+              </w:rPr>
+              <w:t xml:space="preserve">Re-run at </w:t>
+            </w:r>
+            <w:r>
+              <w:rPr>
+                <w:rFonts w:ascii="Consolas" w:hAnsi="Consolas"/>
+                <w:sz w:val="17"/>
+              </w:rPr>
+              <w:t>378b319</w:t>
+            </w:r>
+            <w:r>
+              <w:rPr>
+                <w:sz w:val="16"/>
+              </w:rPr>
+              <w:t>, no change</w:t>
+            </w:r>
+          </w:p>
+        </w:tc>
+      </w:tr>
+    </w:tbl>
+    <w:p/>
+    <w:p>
+      <w:r>
+        <w:rPr>
+          <w:b/>
+        </w:rPr>
+        <w:t>At the revised version: eight of ten met, AC-06 and AC-07 partial.</w:t>
+      </w:r>
+      <w:r>
+        <w:t xml:space="preserve"> Neither partial criterion is waiting on an artefact or an unrun branch any more - </w:t>
+      </w:r>
+      <w:r>
+        <w:rPr>
+          <w:rFonts w:ascii="Consolas" w:hAnsi="Consolas"/>
+          <w:sz w:val="17"/>
+        </w:rPr>
+        <w:t>TC-13</w:t>
+      </w:r>
+      <w:r>
+        <w:t xml:space="preserve"> and </w:t>
+      </w:r>
+      <w:r>
+        <w:rPr>
+          <w:rFonts w:ascii="Consolas" w:hAnsi="Consolas"/>
+          <w:sz w:val="17"/>
+        </w:rPr>
+        <w:t>TC-16</w:t>
+      </w:r>
+      <w:r>
+        <w:t xml:space="preserve"> closed the last two - and what limits them is recorded and named: the escalation thresholds are data rather than measured periods, and no form has been submitted by a signed-in user (</w:t>
+      </w:r>
+      <w:r>
+        <w:rPr>
+          <w:rFonts w:ascii="Consolas" w:hAnsi="Consolas"/>
+          <w:sz w:val="17"/>
+        </w:rPr>
+        <w:t>DEF-07</w:t>
+      </w:r>
+      <w:r>
+        <w:t xml:space="preserve">, </w:t>
+      </w:r>
+      <w:r>
+        <w:rPr>
+          <w:rFonts w:ascii="Consolas" w:hAnsi="Consolas"/>
+          <w:sz w:val="17"/>
+        </w:rPr>
+        <w:t>DEF-08</w:t>
+      </w:r>
+      <w:r>
+        <w:t>). Twenty-five of the twenty-five scenarios now have a result; eighteen pass and seven pass in part.</w:t>
+      </w:r>
+    </w:p>
+    <w:p>
+      <w:pPr>
         <w:pStyle w:val="Heading1"/>
       </w:pPr>
       <w:r>
@@ -9190,15 +10560,61 @@
         <w:rPr>
           <w:b/>
         </w:rPr>
-        <w:t>The unrun scenarios are the cheapest remaining work.</w:t>
-      </w:r>
-      <w:r>
-        <w:t xml:space="preserve"> TC-02, TC-13, TC-16 and TC-20 need no</w:t>
+        <w:t>The unrun scenarios were the cheapest remaining work, and they are done.</w:t>
+      </w:r>
+      <w:r>
+        <w:t xml:space="preserve"> </w:t>
+      </w:r>
+      <w:r>
+        <w:rPr>
+          <w:b/>
+        </w:rPr>
+        <w:t>Done:</w:t>
+      </w:r>
+      <w:r>
+        <w:t xml:space="preserve"> </w:t>
+      </w:r>
+      <w:r>
+        <w:rPr>
+          <w:rFonts w:ascii="Consolas" w:hAnsi="Consolas"/>
+          <w:sz w:val="17"/>
+        </w:rPr>
+        <w:t>TC-02</w:t>
       </w:r>
     </w:p>
     <w:p>
       <w:r>
-        <w:t xml:space="preserve">code, only a run - except that TC-13 and TC-20 need a signed-in user, which makes them depend on </w:t>
+        <w:t xml:space="preserve">(all three decisions, in the 2026-10-15 suite run), </w:t>
+      </w:r>
+      <w:r>
+        <w:rPr>
+          <w:rFonts w:ascii="Consolas" w:hAnsi="Consolas"/>
+          <w:sz w:val="17"/>
+        </w:rPr>
+        <w:t>TC-13</w:t>
+      </w:r>
+      <w:r>
+        <w:t xml:space="preserve"> and </w:t>
+      </w:r>
+      <w:r>
+        <w:rPr>
+          <w:rFonts w:ascii="Consolas" w:hAnsi="Consolas"/>
+          <w:sz w:val="17"/>
+        </w:rPr>
+        <w:t>TC-16</w:t>
+      </w:r>
+      <w:r>
+        <w:t xml:space="preserve"> (driven on 2026-10-15, with the clock moved for the timer and the limit stated in each record) and </w:t>
+      </w:r>
+      <w:r>
+        <w:rPr>
+          <w:rFonts w:ascii="Consolas" w:hAnsi="Consolas"/>
+          <w:sz w:val="17"/>
+        </w:rPr>
+        <w:t>TC-20</w:t>
+      </w:r>
+      <w:r>
+        <w:t xml:space="preserve">'s routing. Every scenario now has a result. What still needs a signed-in user is the form half of several results, which is </w:t>
       </w:r>
       <w:r>
         <w:rPr>
@@ -9208,7 +10624,17 @@
         <w:t>DEF-07</w:t>
       </w:r>
       <w:r>
-        <w:t xml:space="preserve">. </w:t>
+        <w:t>/</w:t>
+      </w:r>
+      <w:r>
+        <w:rPr>
+          <w:rFonts w:ascii="Consolas" w:hAnsi="Consolas"/>
+          <w:sz w:val="17"/>
+        </w:rPr>
+        <w:t>DEF-08</w:t>
+      </w:r>
+      <w:r>
+        <w:t xml:space="preserve"> and not a missing run. </w:t>
       </w:r>
       <w:r>
         <w:rPr>
@@ -9414,7 +10840,26 @@
         <w:t>release-1.0</w:t>
       </w:r>
       <w:r>
-        <w:t>.</w:t>
+        <w:t xml:space="preserve">. </w:t>
+      </w:r>
+      <w:r>
+        <w:rPr>
+          <w:b/>
+        </w:rPr>
+        <w:t>The revised version for the 22 October submission is tagged `submission-2026-10-22`</w:t>
+      </w:r>
+      <w:r>
+        <w:t xml:space="preserve"> - made on </w:t>
+      </w:r>
+      <w:r>
+        <w:rPr>
+          <w:rFonts w:ascii="Consolas" w:hAnsi="Consolas"/>
+          <w:sz w:val="17"/>
+        </w:rPr>
+        <w:t>378b319</w:t>
+      </w:r>
+      <w:r>
+        <w:t>, the feedback pass, and re-pointed onto the sprint's later commits if any of them change the tree; the two releases can be compared by tag now.</w:t>
       </w:r>
     </w:p>
     <w:sectPr>

--- a/docs/planning/exports/plan-evaluation.docx
+++ b/docs/planning/exports/plan-evaluation.docx
@@ -615,7 +615,7 @@
         <w:t>378b319</w:t>
       </w:r>
       <w:r>
-        <w:t xml:space="preserve">, the tree the tag </w:t>
+        <w:t xml:space="preserve">, the commit the tag </w:t>
       </w:r>
       <w:r>
         <w:rPr>
@@ -625,7 +625,7 @@
         <w:t>submission-2026-10-22</w:t>
       </w:r>
       <w:r>
-        <w:t xml:space="preserve"> names. The criteria themselves were not rewritten; this record says that rather than presenting a second criteria set as if one existed. The evidence was the half that had not kept up, and it has now been re-run twice: once at </w:t>
+        <w:t xml:space="preserve"> was made on. The criteria themselves were not rewritten; this record says that rather than presenting a second criteria set as if one existed. The evidence was the half that had not kept up, and it has now been re-run twice: once at </w:t>
       </w:r>
       <w:r>
         <w:rPr>

--- a/docs/planning/exports/plan-evaluation.docx
+++ b/docs/planning/exports/plan-evaluation.docx
@@ -2074,7 +2074,7 @@
                 <w:rFonts w:ascii="Consolas" w:hAnsi="Consolas"/>
                 <w:sz w:val="17"/>
               </w:rPr>
-              <w:t>F41</w:t>
+              <w:t>N_CL_ChargeImpactDecision</w:t>
             </w:r>
             <w:r>
               <w:rPr>
@@ -2093,7 +2093,33 @@
               <w:rPr>
                 <w:sz w:val="16"/>
               </w:rPr>
-              <w:t>, which is right. The interaction with the urgent path (</w:t>
+              <w:t xml:space="preserve"> (</w:t>
+            </w:r>
+            <w:r>
+              <w:rPr>
+                <w:rFonts w:ascii="Consolas" w:hAnsi="Consolas"/>
+                <w:sz w:val="17"/>
+              </w:rPr>
+              <w:t>F41</w:t>
+            </w:r>
+            <w:r>
+              <w:rPr>
+                <w:sz w:val="16"/>
+              </w:rPr>
+              <w:t>) and skips the review when the charge is unaffected (</w:t>
+            </w:r>
+            <w:r>
+              <w:rPr>
+                <w:rFonts w:ascii="Consolas" w:hAnsi="Consolas"/>
+                <w:sz w:val="17"/>
+              </w:rPr>
+              <w:t>F56</w:t>
+            </w:r>
+            <w:r>
+              <w:rPr>
+                <w:sz w:val="16"/>
+              </w:rPr>
+              <w:t>), which is right. The interaction with the urgent path (</w:t>
             </w:r>
             <w:r>
               <w:rPr>
@@ -2194,13 +2220,13 @@
                 <w:rFonts w:ascii="Consolas" w:hAnsi="Consolas"/>
                 <w:sz w:val="17"/>
               </w:rPr>
-              <w:t>N_F_PaidAffected</w:t>
-            </w:r>
-            <w:r>
-              <w:rPr>
-                <w:sz w:val="16"/>
-              </w:rPr>
-              <w:t xml:space="preserve">, </w:t>
+              <w:t>N_OB_AnotherAppointment</w:t>
+            </w:r>
+            <w:r>
+              <w:rPr>
+                <w:sz w:val="16"/>
+              </w:rPr>
+              <w:t xml:space="preserve"> (F17), </w:t>
             </w:r>
             <w:r>
               <w:rPr>
@@ -2394,7 +2420,7 @@
               <w:rPr>
                 <w:sz w:val="16"/>
               </w:rPr>
-              <w:t>, so no clinical or administrative lane owns the decision. The branch is guarded twice (</w:t>
+              <w:t xml:space="preserve">, so no clinical or administrative lane owns the decision. The branch is guarded once, by </w:t>
             </w:r>
             <w:r>
               <w:rPr>
@@ -2420,20 +2446,20 @@
               <w:rPr>
                 <w:sz w:val="16"/>
               </w:rPr>
-              <w:t xml:space="preserve">, and </w:t>
+              <w:t xml:space="preserve">; the separate </w:t>
             </w:r>
             <w:r>
               <w:rPr>
                 <w:rFonts w:ascii="Consolas" w:hAnsi="Consolas"/>
                 <w:sz w:val="17"/>
               </w:rPr>
-              <w:t>F23</w:t>
-            </w:r>
-            <w:r>
-              <w:rPr>
-                <w:sz w:val="16"/>
-              </w:rPr>
-              <w:t xml:space="preserve"> testing the same variable again), the refund is made only against a payment the same run settled with the provider, and the refund worker refuses a payment that was never settled. </w:t>
+              <w:t>N_F_PaidAffected</w:t>
+            </w:r>
+            <w:r>
+              <w:rPr>
+                <w:sz w:val="16"/>
+              </w:rPr>
+              <w:t xml:space="preserve"> gateway that tested the same variable twice was removed on 2026-10-19, the refund is made only against a payment the same run settled with the provider, and the refund worker refuses a payment that was never settled. </w:t>
             </w:r>
             <w:r>
               <w:rPr>
@@ -5766,7 +5792,7 @@
         <w:t>DEF-14</w:t>
       </w:r>
       <w:r>
-        <w:t xml:space="preserve">). One of them, </w:t>
+        <w:t xml:space="preserve">). Both now decide at gateways and both answers have been driven: </w:t>
       </w:r>
       <w:r>
         <w:rPr>
@@ -5776,7 +5802,17 @@
         <w:t>retryPayment</w:t>
       </w:r>
       <w:r>
-        <w:t xml:space="preserve">, now decides at a gateway and both answers have been driven; the other, </w:t>
+        <w:t xml:space="preserve"> at </w:t>
+      </w:r>
+      <w:r>
+        <w:rPr>
+          <w:rFonts w:ascii="Consolas" w:hAnsi="Consolas"/>
+          <w:sz w:val="17"/>
+        </w:rPr>
+        <w:t>N_F_RetryDecision</w:t>
+      </w:r>
+      <w:r>
+        <w:t xml:space="preserve">, and </w:t>
       </w:r>
       <w:r>
         <w:rPr>
@@ -5786,7 +5822,37 @@
         <w:t>affectsCharge</w:t>
       </w:r>
       <w:r>
-        <w:t>, is corrected but still not enforced. The conditions out of gateways - which is every decision this evaluation checked - are unaffected.</w:t>
+        <w:t xml:space="preserve"> at </w:t>
+      </w:r>
+      <w:r>
+        <w:rPr>
+          <w:rFonts w:ascii="Consolas" w:hAnsi="Consolas"/>
+          <w:sz w:val="17"/>
+        </w:rPr>
+        <w:t>N_CL_ChargeImpactDecision</w:t>
+      </w:r>
+      <w:r>
+        <w:t xml:space="preserve"> (</w:t>
+      </w:r>
+      <w:r>
+        <w:rPr>
+          <w:rFonts w:ascii="Consolas" w:hAnsi="Consolas"/>
+          <w:sz w:val="17"/>
+        </w:rPr>
+        <w:t>F41</w:t>
+      </w:r>
+      <w:r>
+        <w:t xml:space="preserve"> review / </w:t>
+      </w:r>
+      <w:r>
+        <w:rPr>
+          <w:rFonts w:ascii="Consolas" w:hAnsi="Consolas"/>
+          <w:sz w:val="17"/>
+        </w:rPr>
+        <w:t>F56</w:t>
+      </w:r>
+      <w:r>
+        <w:t xml:space="preserve"> no review, added on 2026-10-19). No executable model now carries a condition on an activity's only outgoing flow. The conditions out of gateways - which is every decision this evaluation checked - are unaffected.</w:t>
       </w:r>
     </w:p>
     <w:p>
